--- a/Progres-Fatimah/Jurnal Submit/submit/CD/Linny/submit/Blinded_Manuscript.docx
+++ b/Progres-Fatimah/Jurnal Submit/submit/CD/Linny/submit/Blinded_Manuscript.docx
@@ -100,19 +100,18 @@
         <w:rPr>
           <w:b/>
         </w:rPr>
-        <w:t>Conclusions:</w:t>
+        <w:t>Conclusions</w:t>
       </w:r>
       <w:r>
         <w:rPr>
           <w:bCs/>
         </w:rPr>
-        <w:t xml:space="preserve"> In this hospital-based cohort, uncontrolled glycaemia was associated with higher total cholesterol, LDL-C and triglyceride levels. Joint review of HbA1c and lipid parameters may help identify adults with T2D who require more comprehensive cardiometabolic risk management.</w:t>
+        <w:t>: In this hospital-based cohort, uncontrolled glycaemia was associated with higher total cholesterol, LDL-C and triglyceride levels. Joint review of HbA1c and lipid parameters may help identify adults with T2D who require more comprehensive cardiometabolic risk management.</w:t>
       </w:r>
     </w:p>
     <w:p>
       <w:pPr>
         <w:spacing w:after="120" w:line="360" w:lineRule="auto"/>
-        <w:jc w:val="both"/>
       </w:pPr>
       <w:r>
         <w:t>Keywords: type 2 diabetes; glycaemic control; glycated haemoglobin; cholesterol; low-density lipoprotein cholesterol; high-density lipoprotein cholesterol; triglycerides; dyslipidaemia</w:t>
@@ -121,11 +120,31 @@
     <w:p>
       <w:pPr>
         <w:spacing w:before="200" w:after="120" w:line="480" w:lineRule="auto"/>
+        <w:jc w:val="both"/>
+        <w:rPr>
+          <w:b/>
+        </w:rPr>
+      </w:pPr>
+    </w:p>
+    <w:p>
+      <w:pPr>
+        <w:spacing w:before="200" w:after="120" w:line="480" w:lineRule="auto"/>
+        <w:jc w:val="both"/>
+        <w:rPr>
+          <w:b/>
+        </w:rPr>
+      </w:pPr>
+    </w:p>
+    <w:p>
+      <w:pPr>
+        <w:spacing w:before="200" w:after="120" w:line="480" w:lineRule="auto"/>
+        <w:jc w:val="both"/>
       </w:pPr>
       <w:r>
         <w:rPr>
           <w:b/>
         </w:rPr>
+        <w:lastRenderedPageBreak/>
         <w:t>INTRODUCTION</w:t>
       </w:r>
     </w:p>
@@ -136,11 +155,7 @@
         <w:jc w:val="both"/>
       </w:pPr>
       <w:r>
-        <w:t xml:space="preserve">Type 2 diabetes (T2D) remains a major metabolic disorder and a substantial contributor to cardiovascular morbidity. Indonesia has experienced a growing diabetes burden, with the </w:t>
-      </w:r>
-      <w:r>
-        <w:lastRenderedPageBreak/>
-        <w:t>International Diabetes Federation estimating 19.5 million adults with diabetes in 2021, and national survey data showing a rise in diagnosed diabetes between 2013 and 2018 [1, 2].</w:t>
+        <w:t>Type 2 diabetes (T2D) remains a major metabolic disorder and a substantial contributor to cardiovascular morbidity. Indonesia has experienced a growing diabetes burden, with the International Diabetes Federation estimating 19.5 million adults with diabetes in 2021, and national survey data showing a rise in diagnosed diabetes between 2013 and 2018 [1, 2].</w:t>
       </w:r>
     </w:p>
     <w:p>
@@ -180,26 +195,12 @@
         <w:jc w:val="both"/>
       </w:pPr>
       <w:r>
-        <w:t>Hospital-based data from Indonesia remain limited, particularly among patients whose lipid values are not directly influenced by lipid-lowering therapy. This study therefore aimed to compare routinely measured lipid profiles between adults with controlled and uncontrolled T2D in an Indonesian hospital setting.</w:t>
+        <w:t xml:space="preserve">Hospital-based data from Indonesia remain limited, particularly among patients whose lipid values are not directly influenced by lipid-lowering therapy. This study therefore aimed to </w:t>
       </w:r>
-    </w:p>
-    <w:p>
-      <w:pPr>
-        <w:spacing w:before="200" w:after="120" w:line="480" w:lineRule="auto"/>
-        <w:jc w:val="both"/>
-        <w:rPr>
-          <w:b/>
-        </w:rPr>
-      </w:pPr>
-    </w:p>
-    <w:p>
-      <w:pPr>
-        <w:spacing w:before="200" w:after="120" w:line="480" w:lineRule="auto"/>
-        <w:jc w:val="both"/>
-        <w:rPr>
-          <w:b/>
-        </w:rPr>
-      </w:pPr>
+      <w:r>
+        <w:lastRenderedPageBreak/>
+        <w:t>compare routinely measured lipid profiles between adults with controlled and uncontrolled T2D in an Indonesian hospital setting.</w:t>
+      </w:r>
     </w:p>
     <w:p>
       <w:pPr>
@@ -210,7 +211,6 @@
         <w:rPr>
           <w:b/>
         </w:rPr>
-        <w:lastRenderedPageBreak/>
         <w:t>MATERIAL AND METHODS</w:t>
       </w:r>
     </w:p>
@@ -220,7 +220,11 @@
         <w:jc w:val="both"/>
       </w:pPr>
       <w:r>
-        <w:t>Study design and setting. This retrospective cross-sectional study used de-identified secondary medical-record data from a tertiary-care hospital in Indonesia. Source records covered patients treated between January 2022 and December 2023. The manuscript was prepared with reference to the Strengthening the Reporting of Observational Studies in Epidemiology (STROBE) statement [19].</w:t>
+        <w:rPr>
+          <w:b/>
+          <w:bCs/>
+        </w:rPr>
+        <w:t>Study design and setting</w:t>
       </w:r>
     </w:p>
     <w:p>
@@ -229,7 +233,7 @@
         <w:jc w:val="both"/>
       </w:pPr>
       <w:r>
-        <w:t>Participants. Records were selected consecutively from adults with documented T2D who had available HbA1c and complete lipid-profile results. T2D had been recorded on the basis of HbA1c &gt;=6.5% and/or fasting plasma glucose &gt;126 mg/dL. Lipid-profile measurements were eligible when obtained at the same time as HbA1c or fasting plasma glucose, or within a maximum interval of one month. Records were excluded if lipid data were incomplete, if patients were receiving drugs that could affect lipid metabolism, including statins, fenofibrate, niacin or ezetimibe, or if patients had chronic kidney disease, hyperthyroidism or liver cirrhosis. A total of 120 records met the eligibility criteria and were analysed.</w:t>
+        <w:t>This retrospective cross-sectional study used de-identified secondary medical-record data from a tertiary-care hospital in Indonesia. Source records covered patients treated between January 2022 and December 2023. The manuscript was prepared with reference to the Strengthening the Reporting of Observational Studies in Epidemiology (STROBE) statement [19].</w:t>
       </w:r>
     </w:p>
     <w:p>
@@ -238,7 +242,33 @@
         <w:jc w:val="both"/>
       </w:pPr>
       <w:r>
-        <w:t>Variables. The exposure variable was glycaemic-control status, categorised as controlled (HbA1c &lt;7%) or uncontrolled (HbA1c &gt;=7%). Outcomes were total cholesterol, LDL-C, HDL-C and triglycerides, expressed in mg/dL. Age, sex and body mass index (BMI) were extracted as descriptive characteristics. BMI was classified using Asian-specific categories: underweight (&lt;18.5 kg/m2), normal weight (18.5-22.9 kg/m2), overweight (23.0-24.9 kg/m2), obesity class I (25.0-29.9 kg/m2) and obesity class II (&gt;=30.0 kg/m2) [20].</w:t>
+        <w:rPr>
+          <w:b/>
+          <w:bCs/>
+        </w:rPr>
+        <w:t>Participants</w:t>
+      </w:r>
+    </w:p>
+    <w:p>
+      <w:pPr>
+        <w:spacing w:after="120" w:line="480" w:lineRule="auto"/>
+        <w:jc w:val="both"/>
+      </w:pPr>
+      <w:r>
+        <w:t xml:space="preserve"> Records were selected consecutively from adults with documented T2D who had available HbA1c and complete lipid-profile results. T2D had been recorded on the basis of HbA1c &gt;=6.5% and/or fasting plasma glucose &gt;126 mg/dL. Lipid-profile measurements were eligible when obtained at the same time as HbA1c or fasting plasma glucose, or within a maximum interval of one month. Records were excluded if lipid data were incomplete, if patients were receiving drugs that could affect lipid metabolism, including statins, fenofibrate, niacin or ezetimibe, or if patients had chronic kidney disease, hyperthyroidism or liver cirrhosis. A total of 120 records met the eligibility criteria and were analysed.</w:t>
+      </w:r>
+    </w:p>
+    <w:p>
+      <w:pPr>
+        <w:spacing w:after="120" w:line="480" w:lineRule="auto"/>
+        <w:jc w:val="both"/>
+      </w:pPr>
+      <w:r>
+        <w:t xml:space="preserve">Variables. The exposure variable was glycaemic-control status, categorised as controlled (HbA1c &lt;7%) or uncontrolled (HbA1c &gt;=7%). Outcomes were total cholesterol, LDL-C, HDL-C and triglycerides, expressed in mg/dL. Age, sex and body mass index (BMI) were extracted as descriptive characteristics. BMI was classified using Asian-specific categories: underweight </w:t>
+      </w:r>
+      <w:r>
+        <w:lastRenderedPageBreak/>
+        <w:t>(&lt;18.5 kg/m2), normal weight (18.5-22.9 kg/m2), overweight (23.0-24.9 kg/m2), obesity class I (25.0-29.9 kg/m2) and obesity class II (&gt;=30.0 kg/m2) [20].</w:t>
       </w:r>
     </w:p>
     <w:p>
@@ -251,16 +281,9 @@
       </w:pPr>
       <w:r>
         <w:rPr>
-          <w:bCs/>
+          <w:b/>
         </w:rPr>
-        <w:t xml:space="preserve">Statistical analysis. Analyses were conducted with SPSS version 24. Continuous variables were evaluated for distribution before group comparison. Normally distributed lipid parameters were presented as mean +/- standard deviation (SD) and compared using independent-samples t tests. </w:t>
-      </w:r>
-      <w:r>
-        <w:rPr>
-          <w:bCs/>
-        </w:rPr>
-        <w:lastRenderedPageBreak/>
-        <w:t>Triglycerides were not normally distributed and were summarised as median (range), then compared using the Mann-Whitney U test. Categorical variables were summarised as frequencies and percentages. Statistical tests were two-sided, and p&lt;0.05 was considered statistically significant. Because the available data permitted only unadjusted comparisons, the findings are interpreted as associations rather than causal effects.</w:t>
+        <w:t>Statistical analysis</w:t>
       </w:r>
     </w:p>
     <w:p>
@@ -275,7 +298,37 @@
         <w:rPr>
           <w:bCs/>
         </w:rPr>
-        <w:t>Ethical considerations. Ethical approval was obtained from the relevant institutional ethics committee, and permission to use hospital medical-record data was granted by the participating hospital. The study used de-identified retrospective medical-record data and involved no direct participant contact. Patient confidentiality was maintained throughout the study.</w:t>
+        <w:t xml:space="preserve"> Analyses were conducted with SPSS version 24. Continuous variables were evaluated for distribution before group comparison. Normally distributed lipid parameters were presented as mean +/- standard deviation (SD) and compared using independent-samples t tests. Triglycerides were not normally distributed and were summarised as median (range), then compared using the Mann-Whitney U test. Categorical variables were summarised as frequencies and percentages. Statistical tests were two-sided, and p&lt;0.05 was considered statistically significant. Because the available data permitted only unadjusted comparisons, the findings are interpreted as associations rather than causal effects.</w:t>
+      </w:r>
+    </w:p>
+    <w:p>
+      <w:pPr>
+        <w:spacing w:after="120" w:line="480" w:lineRule="auto"/>
+        <w:jc w:val="both"/>
+        <w:rPr>
+          <w:bCs/>
+        </w:rPr>
+      </w:pPr>
+      <w:r>
+        <w:rPr>
+          <w:b/>
+        </w:rPr>
+        <w:t>Ethical considerations</w:t>
+      </w:r>
+    </w:p>
+    <w:p>
+      <w:pPr>
+        <w:spacing w:after="120" w:line="480" w:lineRule="auto"/>
+        <w:jc w:val="both"/>
+        <w:rPr>
+          <w:bCs/>
+        </w:rPr>
+      </w:pPr>
+      <w:r>
+        <w:rPr>
+          <w:bCs/>
+        </w:rPr>
+        <w:t xml:space="preserve"> Ethical approval was obtained from the relevant institutional ethics committee, and permission to use hospital medical-record data was granted by the participating hospital. The study used de-identified retrospective medical-record data and involved no direct participant contact. Patient confidentiality was maintained throughout the study.</w:t>
       </w:r>
     </w:p>
     <w:p>
@@ -304,45 +357,51 @@
       <w:pPr>
         <w:spacing w:before="160" w:after="80" w:line="360" w:lineRule="auto"/>
         <w:jc w:val="both"/>
+        <w:rPr>
+          <w:b/>
+        </w:rPr>
+      </w:pPr>
+    </w:p>
+    <w:p>
+      <w:pPr>
+        <w:spacing w:before="160" w:after="80" w:line="360" w:lineRule="auto"/>
+        <w:jc w:val="both"/>
+        <w:rPr>
+          <w:b/>
+        </w:rPr>
+      </w:pPr>
+    </w:p>
+    <w:p>
+      <w:pPr>
+        <w:spacing w:before="160" w:after="80" w:line="360" w:lineRule="auto"/>
+        <w:jc w:val="both"/>
       </w:pPr>
       <w:r>
         <w:rPr>
           <w:b/>
         </w:rPr>
+        <w:lastRenderedPageBreak/>
         <w:t>Table 1. Demographic and clinical characteristics of the study participants (N=120).</w:t>
       </w:r>
     </w:p>
     <w:tbl>
       <w:tblPr>
+        <w:tblStyle w:val="TableGrid"/>
         <w:tblW w:w="0" w:type="auto"/>
-        <w:jc w:val="center"/>
-        <w:tblBorders>
-          <w:top w:val="single" w:sz="4" w:space="0" w:color="000000"/>
-          <w:left w:val="single" w:sz="4" w:space="0" w:color="000000"/>
-          <w:bottom w:val="single" w:sz="4" w:space="0" w:color="000000"/>
-          <w:right w:val="single" w:sz="4" w:space="0" w:color="000000"/>
-          <w:insideH w:val="single" w:sz="4" w:space="0" w:color="000000"/>
-          <w:insideV w:val="single" w:sz="4" w:space="0" w:color="000000"/>
-        </w:tblBorders>
+        <w:tblInd w:w="108" w:type="dxa"/>
         <w:tblLook w:val="04A0" w:firstRow="1" w:lastRow="0" w:firstColumn="1" w:lastColumn="0" w:noHBand="0" w:noVBand="1"/>
       </w:tblPr>
       <w:tblGrid>
-        <w:gridCol w:w="4680"/>
+        <w:gridCol w:w="4572"/>
         <w:gridCol w:w="4680"/>
       </w:tblGrid>
       <w:tr>
-        <w:trPr>
-          <w:jc w:val="center"/>
-        </w:trPr>
         <w:tc>
           <w:tcPr>
-            <w:tcW w:w="4680" w:type="dxa"/>
-            <w:shd w:val="clear" w:color="auto" w:fill="D9EAF7"/>
-            <w:vAlign w:val="center"/>
+            <w:tcW w:w="4572" w:type="dxa"/>
           </w:tcPr>
           <w:p>
             <w:pPr>
-              <w:spacing w:after="0" w:line="240" w:lineRule="auto"/>
               <w:jc w:val="both"/>
             </w:pPr>
             <w:r>
@@ -357,12 +416,9 @@
         <w:tc>
           <w:tcPr>
             <w:tcW w:w="4680" w:type="dxa"/>
-            <w:shd w:val="clear" w:color="auto" w:fill="D9EAF7"/>
-            <w:vAlign w:val="center"/>
           </w:tcPr>
           <w:p>
             <w:pPr>
-              <w:spacing w:after="0" w:line="240" w:lineRule="auto"/>
               <w:jc w:val="both"/>
             </w:pPr>
             <w:r>
@@ -376,17 +432,12 @@
         </w:tc>
       </w:tr>
       <w:tr>
-        <w:trPr>
-          <w:jc w:val="center"/>
-        </w:trPr>
         <w:tc>
           <w:tcPr>
-            <w:tcW w:w="4680" w:type="dxa"/>
-            <w:vAlign w:val="center"/>
+            <w:tcW w:w="4572" w:type="dxa"/>
           </w:tcPr>
           <w:p>
             <w:pPr>
-              <w:spacing w:after="0" w:line="240" w:lineRule="auto"/>
               <w:jc w:val="both"/>
             </w:pPr>
             <w:r>
@@ -401,28 +452,21 @@
         <w:tc>
           <w:tcPr>
             <w:tcW w:w="4680" w:type="dxa"/>
-            <w:vAlign w:val="center"/>
           </w:tcPr>
           <w:p>
             <w:pPr>
-              <w:spacing w:after="0" w:line="240" w:lineRule="auto"/>
               <w:jc w:val="both"/>
             </w:pPr>
           </w:p>
         </w:tc>
       </w:tr>
       <w:tr>
-        <w:trPr>
-          <w:jc w:val="center"/>
-        </w:trPr>
         <w:tc>
           <w:tcPr>
-            <w:tcW w:w="4680" w:type="dxa"/>
-            <w:vAlign w:val="center"/>
+            <w:tcW w:w="4572" w:type="dxa"/>
           </w:tcPr>
           <w:p>
             <w:pPr>
-              <w:spacing w:after="0" w:line="240" w:lineRule="auto"/>
               <w:jc w:val="both"/>
             </w:pPr>
             <w:r>
@@ -436,11 +480,9 @@
         <w:tc>
           <w:tcPr>
             <w:tcW w:w="4680" w:type="dxa"/>
-            <w:vAlign w:val="center"/>
           </w:tcPr>
           <w:p>
             <w:pPr>
-              <w:spacing w:after="0" w:line="240" w:lineRule="auto"/>
               <w:jc w:val="both"/>
             </w:pPr>
             <w:r>
@@ -453,17 +495,12 @@
         </w:tc>
       </w:tr>
       <w:tr>
-        <w:trPr>
-          <w:jc w:val="center"/>
-        </w:trPr>
         <w:tc>
           <w:tcPr>
-            <w:tcW w:w="4680" w:type="dxa"/>
-            <w:vAlign w:val="center"/>
+            <w:tcW w:w="4572" w:type="dxa"/>
           </w:tcPr>
           <w:p>
             <w:pPr>
-              <w:spacing w:after="0" w:line="240" w:lineRule="auto"/>
               <w:jc w:val="both"/>
             </w:pPr>
             <w:r>
@@ -477,11 +514,9 @@
         <w:tc>
           <w:tcPr>
             <w:tcW w:w="4680" w:type="dxa"/>
-            <w:vAlign w:val="center"/>
           </w:tcPr>
           <w:p>
             <w:pPr>
-              <w:spacing w:after="0" w:line="240" w:lineRule="auto"/>
               <w:jc w:val="both"/>
             </w:pPr>
             <w:r>
@@ -494,17 +529,12 @@
         </w:tc>
       </w:tr>
       <w:tr>
-        <w:trPr>
-          <w:jc w:val="center"/>
-        </w:trPr>
         <w:tc>
           <w:tcPr>
-            <w:tcW w:w="4680" w:type="dxa"/>
-            <w:vAlign w:val="center"/>
+            <w:tcW w:w="4572" w:type="dxa"/>
           </w:tcPr>
           <w:p>
             <w:pPr>
-              <w:spacing w:after="0" w:line="240" w:lineRule="auto"/>
               <w:jc w:val="both"/>
             </w:pPr>
             <w:r>
@@ -518,11 +548,9 @@
         <w:tc>
           <w:tcPr>
             <w:tcW w:w="4680" w:type="dxa"/>
-            <w:vAlign w:val="center"/>
           </w:tcPr>
           <w:p>
             <w:pPr>
-              <w:spacing w:after="0" w:line="240" w:lineRule="auto"/>
               <w:jc w:val="both"/>
             </w:pPr>
             <w:r>
@@ -535,17 +563,12 @@
         </w:tc>
       </w:tr>
       <w:tr>
-        <w:trPr>
-          <w:jc w:val="center"/>
-        </w:trPr>
         <w:tc>
           <w:tcPr>
-            <w:tcW w:w="4680" w:type="dxa"/>
-            <w:vAlign w:val="center"/>
+            <w:tcW w:w="4572" w:type="dxa"/>
           </w:tcPr>
           <w:p>
             <w:pPr>
-              <w:spacing w:after="0" w:line="240" w:lineRule="auto"/>
               <w:jc w:val="both"/>
             </w:pPr>
             <w:r>
@@ -560,28 +583,21 @@
         <w:tc>
           <w:tcPr>
             <w:tcW w:w="4680" w:type="dxa"/>
-            <w:vAlign w:val="center"/>
           </w:tcPr>
           <w:p>
             <w:pPr>
-              <w:spacing w:after="0" w:line="240" w:lineRule="auto"/>
               <w:jc w:val="both"/>
             </w:pPr>
           </w:p>
         </w:tc>
       </w:tr>
       <w:tr>
-        <w:trPr>
-          <w:jc w:val="center"/>
-        </w:trPr>
         <w:tc>
           <w:tcPr>
-            <w:tcW w:w="4680" w:type="dxa"/>
-            <w:vAlign w:val="center"/>
+            <w:tcW w:w="4572" w:type="dxa"/>
           </w:tcPr>
           <w:p>
             <w:pPr>
-              <w:spacing w:after="0" w:line="240" w:lineRule="auto"/>
               <w:jc w:val="both"/>
             </w:pPr>
             <w:r>
@@ -595,11 +611,9 @@
         <w:tc>
           <w:tcPr>
             <w:tcW w:w="4680" w:type="dxa"/>
-            <w:vAlign w:val="center"/>
           </w:tcPr>
           <w:p>
             <w:pPr>
-              <w:spacing w:after="0" w:line="240" w:lineRule="auto"/>
               <w:jc w:val="both"/>
             </w:pPr>
             <w:r>
@@ -612,17 +626,12 @@
         </w:tc>
       </w:tr>
       <w:tr>
-        <w:trPr>
-          <w:jc w:val="center"/>
-        </w:trPr>
         <w:tc>
           <w:tcPr>
-            <w:tcW w:w="4680" w:type="dxa"/>
-            <w:vAlign w:val="center"/>
+            <w:tcW w:w="4572" w:type="dxa"/>
           </w:tcPr>
           <w:p>
             <w:pPr>
-              <w:spacing w:after="0" w:line="240" w:lineRule="auto"/>
               <w:jc w:val="both"/>
             </w:pPr>
             <w:r>
@@ -636,11 +645,9 @@
         <w:tc>
           <w:tcPr>
             <w:tcW w:w="4680" w:type="dxa"/>
-            <w:vAlign w:val="center"/>
           </w:tcPr>
           <w:p>
             <w:pPr>
-              <w:spacing w:after="0" w:line="240" w:lineRule="auto"/>
               <w:jc w:val="both"/>
             </w:pPr>
             <w:r>
@@ -653,17 +660,12 @@
         </w:tc>
       </w:tr>
       <w:tr>
-        <w:trPr>
-          <w:jc w:val="center"/>
-        </w:trPr>
         <w:tc>
           <w:tcPr>
-            <w:tcW w:w="4680" w:type="dxa"/>
-            <w:vAlign w:val="center"/>
+            <w:tcW w:w="4572" w:type="dxa"/>
           </w:tcPr>
           <w:p>
             <w:pPr>
-              <w:spacing w:after="0" w:line="240" w:lineRule="auto"/>
               <w:jc w:val="both"/>
             </w:pPr>
             <w:r>
@@ -678,28 +680,21 @@
         <w:tc>
           <w:tcPr>
             <w:tcW w:w="4680" w:type="dxa"/>
-            <w:vAlign w:val="center"/>
           </w:tcPr>
           <w:p>
             <w:pPr>
-              <w:spacing w:after="0" w:line="240" w:lineRule="auto"/>
               <w:jc w:val="both"/>
             </w:pPr>
           </w:p>
         </w:tc>
       </w:tr>
       <w:tr>
-        <w:trPr>
-          <w:jc w:val="center"/>
-        </w:trPr>
         <w:tc>
           <w:tcPr>
-            <w:tcW w:w="4680" w:type="dxa"/>
-            <w:vAlign w:val="center"/>
+            <w:tcW w:w="4572" w:type="dxa"/>
           </w:tcPr>
           <w:p>
             <w:pPr>
-              <w:spacing w:after="0" w:line="240" w:lineRule="auto"/>
               <w:jc w:val="both"/>
             </w:pPr>
             <w:r>
@@ -713,11 +708,9 @@
         <w:tc>
           <w:tcPr>
             <w:tcW w:w="4680" w:type="dxa"/>
-            <w:vAlign w:val="center"/>
           </w:tcPr>
           <w:p>
             <w:pPr>
-              <w:spacing w:after="0" w:line="240" w:lineRule="auto"/>
               <w:jc w:val="both"/>
             </w:pPr>
             <w:r>
@@ -730,17 +723,12 @@
         </w:tc>
       </w:tr>
       <w:tr>
-        <w:trPr>
-          <w:jc w:val="center"/>
-        </w:trPr>
         <w:tc>
           <w:tcPr>
-            <w:tcW w:w="4680" w:type="dxa"/>
-            <w:vAlign w:val="center"/>
+            <w:tcW w:w="4572" w:type="dxa"/>
           </w:tcPr>
           <w:p>
             <w:pPr>
-              <w:spacing w:after="0" w:line="240" w:lineRule="auto"/>
               <w:jc w:val="both"/>
             </w:pPr>
             <w:r>
@@ -754,11 +742,9 @@
         <w:tc>
           <w:tcPr>
             <w:tcW w:w="4680" w:type="dxa"/>
-            <w:vAlign w:val="center"/>
           </w:tcPr>
           <w:p>
             <w:pPr>
-              <w:spacing w:after="0" w:line="240" w:lineRule="auto"/>
               <w:jc w:val="both"/>
             </w:pPr>
             <w:r>
@@ -771,17 +757,12 @@
         </w:tc>
       </w:tr>
       <w:tr>
-        <w:trPr>
-          <w:jc w:val="center"/>
-        </w:trPr>
         <w:tc>
           <w:tcPr>
-            <w:tcW w:w="4680" w:type="dxa"/>
-            <w:vAlign w:val="center"/>
+            <w:tcW w:w="4572" w:type="dxa"/>
           </w:tcPr>
           <w:p>
             <w:pPr>
-              <w:spacing w:after="0" w:line="240" w:lineRule="auto"/>
               <w:jc w:val="both"/>
             </w:pPr>
             <w:r>
@@ -795,11 +776,9 @@
         <w:tc>
           <w:tcPr>
             <w:tcW w:w="4680" w:type="dxa"/>
-            <w:vAlign w:val="center"/>
           </w:tcPr>
           <w:p>
             <w:pPr>
-              <w:spacing w:after="0" w:line="240" w:lineRule="auto"/>
               <w:jc w:val="both"/>
             </w:pPr>
             <w:r>
@@ -812,17 +791,12 @@
         </w:tc>
       </w:tr>
       <w:tr>
-        <w:trPr>
-          <w:jc w:val="center"/>
-        </w:trPr>
         <w:tc>
           <w:tcPr>
-            <w:tcW w:w="4680" w:type="dxa"/>
-            <w:vAlign w:val="center"/>
+            <w:tcW w:w="4572" w:type="dxa"/>
           </w:tcPr>
           <w:p>
             <w:pPr>
-              <w:spacing w:after="0" w:line="240" w:lineRule="auto"/>
               <w:jc w:val="both"/>
             </w:pPr>
             <w:r>
@@ -836,11 +810,9 @@
         <w:tc>
           <w:tcPr>
             <w:tcW w:w="4680" w:type="dxa"/>
-            <w:vAlign w:val="center"/>
           </w:tcPr>
           <w:p>
             <w:pPr>
-              <w:spacing w:after="0" w:line="240" w:lineRule="auto"/>
               <w:jc w:val="both"/>
             </w:pPr>
             <w:r>
@@ -853,17 +825,12 @@
         </w:tc>
       </w:tr>
       <w:tr>
-        <w:trPr>
-          <w:jc w:val="center"/>
-        </w:trPr>
         <w:tc>
           <w:tcPr>
-            <w:tcW w:w="4680" w:type="dxa"/>
-            <w:vAlign w:val="center"/>
+            <w:tcW w:w="4572" w:type="dxa"/>
           </w:tcPr>
           <w:p>
             <w:pPr>
-              <w:spacing w:after="0" w:line="240" w:lineRule="auto"/>
               <w:jc w:val="both"/>
             </w:pPr>
             <w:r>
@@ -877,11 +844,9 @@
         <w:tc>
           <w:tcPr>
             <w:tcW w:w="4680" w:type="dxa"/>
-            <w:vAlign w:val="center"/>
           </w:tcPr>
           <w:p>
             <w:pPr>
-              <w:spacing w:after="0" w:line="240" w:lineRule="auto"/>
               <w:jc w:val="both"/>
             </w:pPr>
             <w:r>
@@ -894,17 +859,12 @@
         </w:tc>
       </w:tr>
       <w:tr>
-        <w:trPr>
-          <w:jc w:val="center"/>
-        </w:trPr>
         <w:tc>
           <w:tcPr>
-            <w:tcW w:w="4680" w:type="dxa"/>
-            <w:vAlign w:val="center"/>
+            <w:tcW w:w="4572" w:type="dxa"/>
           </w:tcPr>
           <w:p>
             <w:pPr>
-              <w:spacing w:after="0" w:line="240" w:lineRule="auto"/>
               <w:jc w:val="both"/>
             </w:pPr>
             <w:r>
@@ -919,28 +879,21 @@
         <w:tc>
           <w:tcPr>
             <w:tcW w:w="4680" w:type="dxa"/>
-            <w:vAlign w:val="center"/>
           </w:tcPr>
           <w:p>
             <w:pPr>
-              <w:spacing w:after="0" w:line="240" w:lineRule="auto"/>
               <w:jc w:val="both"/>
             </w:pPr>
           </w:p>
         </w:tc>
       </w:tr>
       <w:tr>
-        <w:trPr>
-          <w:jc w:val="center"/>
-        </w:trPr>
         <w:tc>
           <w:tcPr>
-            <w:tcW w:w="4680" w:type="dxa"/>
-            <w:vAlign w:val="center"/>
+            <w:tcW w:w="4572" w:type="dxa"/>
           </w:tcPr>
           <w:p>
             <w:pPr>
-              <w:spacing w:after="0" w:line="240" w:lineRule="auto"/>
               <w:jc w:val="both"/>
             </w:pPr>
             <w:r>
@@ -954,11 +907,9 @@
         <w:tc>
           <w:tcPr>
             <w:tcW w:w="4680" w:type="dxa"/>
-            <w:vAlign w:val="center"/>
           </w:tcPr>
           <w:p>
             <w:pPr>
-              <w:spacing w:after="0" w:line="240" w:lineRule="auto"/>
               <w:jc w:val="both"/>
             </w:pPr>
             <w:r>
@@ -971,17 +922,12 @@
         </w:tc>
       </w:tr>
       <w:tr>
-        <w:trPr>
-          <w:jc w:val="center"/>
-        </w:trPr>
         <w:tc>
           <w:tcPr>
-            <w:tcW w:w="4680" w:type="dxa"/>
-            <w:vAlign w:val="center"/>
+            <w:tcW w:w="4572" w:type="dxa"/>
           </w:tcPr>
           <w:p>
             <w:pPr>
-              <w:spacing w:after="0" w:line="240" w:lineRule="auto"/>
               <w:jc w:val="both"/>
             </w:pPr>
             <w:r>
@@ -995,11 +941,9 @@
         <w:tc>
           <w:tcPr>
             <w:tcW w:w="4680" w:type="dxa"/>
-            <w:vAlign w:val="center"/>
           </w:tcPr>
           <w:p>
             <w:pPr>
-              <w:spacing w:after="0" w:line="240" w:lineRule="auto"/>
               <w:jc w:val="both"/>
             </w:pPr>
             <w:r>
@@ -1018,7 +962,15 @@
         <w:jc w:val="both"/>
       </w:pPr>
       <w:r>
-        <w:t>HbA1c, glycated haemoglobin.</w:t>
+        <w:t xml:space="preserve">HbA1c, glycated </w:t>
+      </w:r>
+      <w:proofErr w:type="spellStart"/>
+      <w:r>
+        <w:t>haemoglobin</w:t>
+      </w:r>
+      <w:proofErr w:type="spellEnd"/>
+      <w:r>
+        <w:t>.</w:t>
       </w:r>
     </w:p>
     <w:p>
@@ -1028,7 +980,6 @@
         <w:jc w:val="both"/>
       </w:pPr>
       <w:r>
-        <w:lastRenderedPageBreak/>
         <w:t>Patients with uncontrolled glycaemia had higher mean total cholesterol than those with controlled glycaemia (210.86 +/- 51.64 vs 179.23 +/- 43.24 mg/dL; p=0.001). LDL-C was also higher in the uncontrolled group (124.21 +/- 37.63 vs 109.70 +/- 38.67 mg/dL; p=0.047). Median triglycerides were higher among patients with uncontrolled glycaemia (156 [range 57-828] vs 128 [range 49-385] mg/dL; p=0.013). HDL-C was similar between the two groups (47.29 +/- 13.68 vs 45.86 +/- 13.66 mg/dL; p=0.585) (Table 2).</w:t>
       </w:r>
     </w:p>
@@ -1046,38 +997,25 @@
     </w:p>
     <w:tbl>
       <w:tblPr>
+        <w:tblStyle w:val="TableGrid"/>
         <w:tblW w:w="0" w:type="auto"/>
-        <w:jc w:val="center"/>
-        <w:tblBorders>
-          <w:top w:val="single" w:sz="4" w:space="0" w:color="000000"/>
-          <w:left w:val="single" w:sz="4" w:space="0" w:color="000000"/>
-          <w:bottom w:val="single" w:sz="4" w:space="0" w:color="000000"/>
-          <w:right w:val="single" w:sz="4" w:space="0" w:color="000000"/>
-          <w:insideH w:val="single" w:sz="4" w:space="0" w:color="000000"/>
-          <w:insideV w:val="single" w:sz="4" w:space="0" w:color="000000"/>
-        </w:tblBorders>
+        <w:tblInd w:w="108" w:type="dxa"/>
         <w:tblLook w:val="04A0" w:firstRow="1" w:lastRow="0" w:firstColumn="1" w:lastColumn="0" w:noHBand="0" w:noVBand="1"/>
       </w:tblPr>
       <w:tblGrid>
-        <w:gridCol w:w="1872"/>
+        <w:gridCol w:w="1764"/>
         <w:gridCol w:w="1872"/>
         <w:gridCol w:w="1872"/>
         <w:gridCol w:w="1872"/>
         <w:gridCol w:w="1872"/>
       </w:tblGrid>
       <w:tr>
-        <w:trPr>
-          <w:jc w:val="center"/>
-        </w:trPr>
         <w:tc>
           <w:tcPr>
-            <w:tcW w:w="1872" w:type="dxa"/>
-            <w:shd w:val="clear" w:color="auto" w:fill="D9EAF7"/>
-            <w:vAlign w:val="center"/>
+            <w:tcW w:w="1764" w:type="dxa"/>
           </w:tcPr>
           <w:p>
             <w:pPr>
-              <w:spacing w:after="0" w:line="240" w:lineRule="auto"/>
               <w:jc w:val="both"/>
             </w:pPr>
             <w:r>
@@ -1092,12 +1030,9 @@
         <w:tc>
           <w:tcPr>
             <w:tcW w:w="1872" w:type="dxa"/>
-            <w:shd w:val="clear" w:color="auto" w:fill="D9EAF7"/>
-            <w:vAlign w:val="center"/>
           </w:tcPr>
           <w:p>
             <w:pPr>
-              <w:spacing w:after="0" w:line="240" w:lineRule="auto"/>
               <w:jc w:val="both"/>
             </w:pPr>
             <w:r>
@@ -1112,12 +1047,9 @@
         <w:tc>
           <w:tcPr>
             <w:tcW w:w="1872" w:type="dxa"/>
-            <w:shd w:val="clear" w:color="auto" w:fill="D9EAF7"/>
-            <w:vAlign w:val="center"/>
           </w:tcPr>
           <w:p>
             <w:pPr>
-              <w:spacing w:after="0" w:line="240" w:lineRule="auto"/>
               <w:jc w:val="both"/>
             </w:pPr>
             <w:r>
@@ -1132,12 +1064,9 @@
         <w:tc>
           <w:tcPr>
             <w:tcW w:w="1872" w:type="dxa"/>
-            <w:shd w:val="clear" w:color="auto" w:fill="D9EAF7"/>
-            <w:vAlign w:val="center"/>
           </w:tcPr>
           <w:p>
             <w:pPr>
-              <w:spacing w:after="0" w:line="240" w:lineRule="auto"/>
               <w:jc w:val="both"/>
             </w:pPr>
             <w:r>
@@ -1152,12 +1081,9 @@
         <w:tc>
           <w:tcPr>
             <w:tcW w:w="1872" w:type="dxa"/>
-            <w:shd w:val="clear" w:color="auto" w:fill="D9EAF7"/>
-            <w:vAlign w:val="center"/>
           </w:tcPr>
           <w:p>
             <w:pPr>
-              <w:spacing w:after="0" w:line="240" w:lineRule="auto"/>
               <w:jc w:val="both"/>
             </w:pPr>
             <w:r>
@@ -1171,13 +1097,9 @@
         </w:tc>
       </w:tr>
       <w:tr>
-        <w:trPr>
-          <w:jc w:val="center"/>
-        </w:trPr>
         <w:tc>
           <w:tcPr>
-            <w:tcW w:w="1872" w:type="dxa"/>
-            <w:vAlign w:val="center"/>
+            <w:tcW w:w="1764" w:type="dxa"/>
           </w:tcPr>
           <w:p>
             <w:pPr>
@@ -1194,7 +1116,6 @@
         <w:tc>
           <w:tcPr>
             <w:tcW w:w="1872" w:type="dxa"/>
-            <w:vAlign w:val="center"/>
           </w:tcPr>
           <w:p>
             <w:pPr>
@@ -1211,7 +1132,6 @@
         <w:tc>
           <w:tcPr>
             <w:tcW w:w="1872" w:type="dxa"/>
-            <w:vAlign w:val="center"/>
           </w:tcPr>
           <w:p>
             <w:pPr>
@@ -1228,7 +1148,6 @@
         <w:tc>
           <w:tcPr>
             <w:tcW w:w="1872" w:type="dxa"/>
-            <w:vAlign w:val="center"/>
           </w:tcPr>
           <w:p>
             <w:pPr>
@@ -1245,7 +1164,6 @@
         <w:tc>
           <w:tcPr>
             <w:tcW w:w="1872" w:type="dxa"/>
-            <w:vAlign w:val="center"/>
           </w:tcPr>
           <w:p>
             <w:pPr>
@@ -1261,13 +1179,9 @@
         </w:tc>
       </w:tr>
       <w:tr>
-        <w:trPr>
-          <w:jc w:val="center"/>
-        </w:trPr>
         <w:tc>
           <w:tcPr>
-            <w:tcW w:w="1872" w:type="dxa"/>
-            <w:vAlign w:val="center"/>
+            <w:tcW w:w="1764" w:type="dxa"/>
           </w:tcPr>
           <w:p>
             <w:pPr>
@@ -1284,7 +1198,6 @@
         <w:tc>
           <w:tcPr>
             <w:tcW w:w="1872" w:type="dxa"/>
-            <w:vAlign w:val="center"/>
           </w:tcPr>
           <w:p>
             <w:pPr>
@@ -1301,7 +1214,6 @@
         <w:tc>
           <w:tcPr>
             <w:tcW w:w="1872" w:type="dxa"/>
-            <w:vAlign w:val="center"/>
           </w:tcPr>
           <w:p>
             <w:pPr>
@@ -1318,7 +1230,6 @@
         <w:tc>
           <w:tcPr>
             <w:tcW w:w="1872" w:type="dxa"/>
-            <w:vAlign w:val="center"/>
           </w:tcPr>
           <w:p>
             <w:pPr>
@@ -1335,7 +1246,6 @@
         <w:tc>
           <w:tcPr>
             <w:tcW w:w="1872" w:type="dxa"/>
-            <w:vAlign w:val="center"/>
           </w:tcPr>
           <w:p>
             <w:pPr>
@@ -1351,13 +1261,9 @@
         </w:tc>
       </w:tr>
       <w:tr>
-        <w:trPr>
-          <w:jc w:val="center"/>
-        </w:trPr>
         <w:tc>
           <w:tcPr>
-            <w:tcW w:w="1872" w:type="dxa"/>
-            <w:vAlign w:val="center"/>
+            <w:tcW w:w="1764" w:type="dxa"/>
           </w:tcPr>
           <w:p>
             <w:pPr>
@@ -1374,7 +1280,6 @@
         <w:tc>
           <w:tcPr>
             <w:tcW w:w="1872" w:type="dxa"/>
-            <w:vAlign w:val="center"/>
           </w:tcPr>
           <w:p>
             <w:pPr>
@@ -1391,7 +1296,6 @@
         <w:tc>
           <w:tcPr>
             <w:tcW w:w="1872" w:type="dxa"/>
-            <w:vAlign w:val="center"/>
           </w:tcPr>
           <w:p>
             <w:pPr>
@@ -1408,7 +1312,6 @@
         <w:tc>
           <w:tcPr>
             <w:tcW w:w="1872" w:type="dxa"/>
-            <w:vAlign w:val="center"/>
           </w:tcPr>
           <w:p>
             <w:pPr>
@@ -1425,7 +1328,6 @@
         <w:tc>
           <w:tcPr>
             <w:tcW w:w="1872" w:type="dxa"/>
-            <w:vAlign w:val="center"/>
           </w:tcPr>
           <w:p>
             <w:pPr>
@@ -1441,13 +1343,9 @@
         </w:tc>
       </w:tr>
       <w:tr>
-        <w:trPr>
-          <w:jc w:val="center"/>
-        </w:trPr>
         <w:tc>
           <w:tcPr>
-            <w:tcW w:w="1872" w:type="dxa"/>
-            <w:vAlign w:val="center"/>
+            <w:tcW w:w="1764" w:type="dxa"/>
           </w:tcPr>
           <w:p>
             <w:pPr>
@@ -1464,7 +1362,6 @@
         <w:tc>
           <w:tcPr>
             <w:tcW w:w="1872" w:type="dxa"/>
-            <w:vAlign w:val="center"/>
           </w:tcPr>
           <w:p>
             <w:pPr>
@@ -1481,7 +1378,6 @@
         <w:tc>
           <w:tcPr>
             <w:tcW w:w="1872" w:type="dxa"/>
-            <w:vAlign w:val="center"/>
           </w:tcPr>
           <w:p>
             <w:pPr>
@@ -1498,7 +1394,6 @@
         <w:tc>
           <w:tcPr>
             <w:tcW w:w="1872" w:type="dxa"/>
-            <w:vAlign w:val="center"/>
           </w:tcPr>
           <w:p>
             <w:pPr>
@@ -1515,7 +1410,6 @@
         <w:tc>
           <w:tcPr>
             <w:tcW w:w="1872" w:type="dxa"/>
-            <w:vAlign w:val="center"/>
           </w:tcPr>
           <w:p>
             <w:pPr>
@@ -1544,11 +1438,21 @@
       <w:pPr>
         <w:spacing w:before="200" w:after="120" w:line="480" w:lineRule="auto"/>
         <w:jc w:val="both"/>
+        <w:rPr>
+          <w:b/>
+        </w:rPr>
+      </w:pPr>
+    </w:p>
+    <w:p>
+      <w:pPr>
+        <w:spacing w:before="200" w:after="120" w:line="480" w:lineRule="auto"/>
+        <w:jc w:val="both"/>
       </w:pPr>
       <w:r>
         <w:rPr>
           <w:b/>
         </w:rPr>
+        <w:lastRenderedPageBreak/>
         <w:t>DISCUSSION</w:t>
       </w:r>
     </w:p>
@@ -1569,11 +1473,7 @@
         <w:jc w:val="both"/>
       </w:pPr>
       <w:r>
-        <w:t xml:space="preserve">The observed pattern is broadly compatible with reports from other clinical settings, where poorer glycaemic control has often been accompanied by higher total cholesterol and triglyceride </w:t>
-      </w:r>
-      <w:r>
-        <w:lastRenderedPageBreak/>
-        <w:t>concentrations [12-18]. The significant LDL-C difference in the present study may reflect the exclusion of patients taking lipid-lowering therapy and the focus on routinely measured lipids close to the time of glycaemic assessment. At the same time, between-study variation is expected because lipid profiles are influenced by adiposity, diet, physical activity, diabetes duration, medication exposure and comorbid illness.</w:t>
+        <w:t>The observed pattern is broadly compatible with reports from other clinical settings, where poorer glycaemic control has often been accompanied by higher total cholesterol and triglyceride concentrations [12-18]. The significant LDL-C difference in the present study may reflect the exclusion of patients taking lipid-lowering therapy and the focus on routinely measured lipids close to the time of glycaemic assessment. At the same time, between-study variation is expected because lipid profiles are influenced by adiposity, diet, physical activity, diabetes duration, medication exposure and comorbid illness.</w:t>
       </w:r>
     </w:p>
     <w:p>
@@ -1593,7 +1493,11 @@
         <w:jc w:val="both"/>
       </w:pPr>
       <w:r>
-        <w:t>The higher LDL-C level in the uncontrolled group is clinically relevant because LDL-C remains a key treatment target in cardiovascular risk reduction. Nevertheless, LDL-C concentration alone does not capture all atherogenic lipid changes in T2D. Small dense LDL, remnant lipoproteins and triglyceride-rich particles may contribute to residual risk, even when routine lipid values appear only moderately abnormal [6-9]. The absence of an HDL-C difference should also be interpreted cautiously because HDL-C is affected by sex, adiposity, smoking, diet, physical activity and medication exposure.</w:t>
+        <w:t xml:space="preserve">The higher LDL-C level in the uncontrolled group is clinically relevant because LDL-C remains a key treatment target in cardiovascular risk reduction. Nevertheless, LDL-C concentration alone does not capture all atherogenic lipid changes in T2D. Small dense LDL, remnant lipoproteins and triglyceride-rich particles may contribute to residual risk, even when routine lipid values appear only moderately abnormal [6-9]. The absence of an HDL-C </w:t>
+      </w:r>
+      <w:r>
+        <w:lastRenderedPageBreak/>
+        <w:t>difference should also be interpreted cautiously because HDL-C is affected by sex, adiposity, smoking, diet, physical activity and medication exposure.</w:t>
       </w:r>
     </w:p>
     <w:p>
@@ -1613,7 +1517,6 @@
         <w:jc w:val="both"/>
       </w:pPr>
       <w:r>
-        <w:lastRenderedPageBreak/>
         <w:t>This study has limitations. The retrospective cross-sectional design prevents assessment of temporality or causality. The study was conducted in a single hospital, which may limit generalisability. The analyses were unadjusted because detailed data on diabetes duration, antihyperglycaemic therapy, family history of dyslipidaemia, dietary intake, physical activity, smoking and socioeconomic factors were not available in the medical records. The timing of HbA1c and lipid measurements was restricted to the same visit or within one month, but residual measurement heterogeneity remains possible. Excluding patients receiving lipid-lowering therapy reduced direct pharmacological influence on lipid concentrations, but it may also limit applicability to the wider population of adults with T2D.</w:t>
       </w:r>
     </w:p>
@@ -1636,7 +1539,11 @@
         <w:jc w:val="both"/>
       </w:pPr>
       <w:r>
-        <w:t>Among adults with T2D in an Indonesian tertiary-care setting who were not receiving lipid-lowering therapy, uncontrolled glycaemia was associated with higher total cholesterol, LDL-C and triglyceride levels, while HDL-C did not differ significantly. Routine assessment of HbA1c together with lipid parameters may support more complete cardiometabolic risk evaluation. Prospective studies with adjustment for medication use, diabetes duration, lifestyle factors and comorbidities are needed to clarify these relationships.</w:t>
+        <w:t xml:space="preserve">Among adults with T2D in an Indonesian tertiary-care setting who were not receiving lipid-lowering therapy, uncontrolled glycaemia was associated with higher total cholesterol, LDL-C and triglyceride levels, while HDL-C did not differ significantly. Routine assessment of HbA1c together with lipid parameters may support more complete cardiometabolic risk evaluation. </w:t>
+      </w:r>
+      <w:r>
+        <w:lastRenderedPageBreak/>
+        <w:t>Prospective studies with adjustment for medication use, diabetes duration, lifestyle factors and comorbidities are needed to clarify these relationships.</w:t>
       </w:r>
     </w:p>
     <w:p>
@@ -1699,7 +1606,6 @@
         <w:jc w:val="both"/>
       </w:pPr>
       <w:r>
-        <w:lastRenderedPageBreak/>
         <w:t>The datasets generated and/or analysed during the current study are not publicly available due to patient confidentiality and ethical restrictions related to secondary medical-record data. De-identified data may be made available from the corresponding author upon reasonable request and with permission from the relevant ethics committee and institution.</w:t>
       </w:r>
     </w:p>
@@ -1792,6 +1698,7 @@
         <w:jc w:val="both"/>
       </w:pPr>
       <w:r>
+        <w:lastRenderedPageBreak/>
         <w:t>8. Mooradian AD. Dyslipidemia in type 2 diabetes mellitus. Nat Clin Pract Endocrinol Metab. 2009;5(3):150-159. doi:10.1038/ncpendmet1066.</w:t>
       </w:r>
     </w:p>
@@ -1842,11 +1749,7 @@
         <w:jc w:val="both"/>
       </w:pPr>
       <w:r>
-        <w:t xml:space="preserve">13. Sharahili AY, Mir SA, AlDosari S, et al. Correlation of HbA1c level with lipid profile in type 2 diabetes mellitus patients visiting a primary healthcare center in Jeddah City, Saudi Arabia: </w:t>
-      </w:r>
-      <w:r>
-        <w:lastRenderedPageBreak/>
-        <w:t>a retrospective cross-sectional study. Diseases. 2023;11(4):154. doi:10.3390/diseases11040154.</w:t>
+        <w:t>13. Sharahili AY, Mir SA, AlDosari S, et al. Correlation of HbA1c level with lipid profile in type 2 diabetes mellitus patients visiting a primary healthcare center in Jeddah City, Saudi Arabia: a retrospective cross-sectional study. Diseases. 2023;11(4):154. doi:10.3390/diseases11040154.</w:t>
       </w:r>
     </w:p>
     <w:p>
@@ -2102,31 +2005,31 @@
       </w:rPr>
     </w:lvl>
   </w:abstractNum>
-  <w:num w:numId="1" w16cid:durableId="586888228">
+  <w:num w:numId="1" w16cid:durableId="1432242132">
     <w:abstractNumId w:val="8"/>
   </w:num>
-  <w:num w:numId="2" w16cid:durableId="1527450605">
+  <w:num w:numId="2" w16cid:durableId="350297471">
     <w:abstractNumId w:val="6"/>
   </w:num>
-  <w:num w:numId="3" w16cid:durableId="1373185549">
+  <w:num w:numId="3" w16cid:durableId="348409690">
     <w:abstractNumId w:val="5"/>
   </w:num>
-  <w:num w:numId="4" w16cid:durableId="1671834099">
+  <w:num w:numId="4" w16cid:durableId="1135096674">
     <w:abstractNumId w:val="4"/>
   </w:num>
-  <w:num w:numId="5" w16cid:durableId="1486431056">
+  <w:num w:numId="5" w16cid:durableId="692340925">
     <w:abstractNumId w:val="7"/>
   </w:num>
-  <w:num w:numId="6" w16cid:durableId="1071927964">
+  <w:num w:numId="6" w16cid:durableId="1738436010">
     <w:abstractNumId w:val="3"/>
   </w:num>
-  <w:num w:numId="7" w16cid:durableId="1516651770">
+  <w:num w:numId="7" w16cid:durableId="647516379">
     <w:abstractNumId w:val="2"/>
   </w:num>
-  <w:num w:numId="8" w16cid:durableId="776945398">
+  <w:num w:numId="8" w16cid:durableId="87969968">
     <w:abstractNumId w:val="1"/>
   </w:num>
-  <w:num w:numId="9" w16cid:durableId="1121411506">
+  <w:num w:numId="9" w16cid:durableId="43264447">
     <w:abstractNumId w:val="0"/>
   </w:num>
 </w:numbering>
